--- a/safeEntry logbook.docx
+++ b/safeEntry logbook.docx
@@ -149,10 +149,7 @@
     </w:p>
     <w:p>
       <w:r>
-        <w:t>Flutter SDK</w:t>
-      </w:r>
-      <w:r>
-        <w:t xml:space="preserve"> with Dart programming language</w:t>
+        <w:t>Flutter SDK with Dart programming language</w:t>
       </w:r>
     </w:p>
     <w:p>
@@ -475,7 +472,7 @@
           <w:rPr>
             <w:noProof/>
           </w:rPr>
-          <w:t>3</w:t>
+          <w:t>2</w:t>
         </w:r>
       </w:fldSimple>
       <w:r>
@@ -544,7 +541,7 @@
           <w:rPr>
             <w:noProof/>
           </w:rPr>
-          <w:t>4</w:t>
+          <w:t>3</w:t>
         </w:r>
       </w:fldSimple>
       <w:r>
@@ -641,7 +638,7 @@
           <w:rPr>
             <w:noProof/>
           </w:rPr>
-          <w:t>5</w:t>
+          <w:t>4</w:t>
         </w:r>
       </w:fldSimple>
       <w:r>
@@ -708,7 +705,7 @@
           <w:rPr>
             <w:noProof/>
           </w:rPr>
-          <w:t>6</w:t>
+          <w:t>5</w:t>
         </w:r>
       </w:fldSimple>
       <w:r>
@@ -1028,6 +1025,74 @@
       </w:r>
     </w:p>
     <w:p>
+      <w:pPr>
+        <w:pStyle w:val="Caption"/>
+      </w:pPr>
+      <w:r>
+        <w:rPr>
+          <w:noProof/>
+        </w:rPr>
+        <w:drawing>
+          <wp:inline distT="0" distB="0" distL="0" distR="0" wp14:anchorId="5BA99694" wp14:editId="7BD0EBC6">
+            <wp:extent cx="5486400" cy="5071745"/>
+            <wp:effectExtent l="0" t="0" r="0" b="0"/>
+            <wp:docPr id="918172624" name="Picture 3"/>
+            <wp:cNvGraphicFramePr>
+              <a:graphicFrameLocks xmlns:a="http://schemas.openxmlformats.org/drawingml/2006/main" noChangeAspect="1"/>
+            </wp:cNvGraphicFramePr>
+            <a:graphic xmlns:a="http://schemas.openxmlformats.org/drawingml/2006/main">
+              <a:graphicData uri="http://schemas.openxmlformats.org/drawingml/2006/picture">
+                <pic:pic xmlns:pic="http://schemas.openxmlformats.org/drawingml/2006/picture">
+                  <pic:nvPicPr>
+                    <pic:cNvPr id="918172624" name="Picture 918172624"/>
+                    <pic:cNvPicPr/>
+                  </pic:nvPicPr>
+                  <pic:blipFill>
+                    <a:blip r:embed="rId19"/>
+                    <a:stretch>
+                      <a:fillRect/>
+                    </a:stretch>
+                  </pic:blipFill>
+                  <pic:spPr>
+                    <a:xfrm>
+                      <a:off x="0" y="0"/>
+                      <a:ext cx="5486400" cy="5071745"/>
+                    </a:xfrm>
+                    <a:prstGeom prst="rect">
+                      <a:avLst/>
+                    </a:prstGeom>
+                  </pic:spPr>
+                </pic:pic>
+              </a:graphicData>
+            </a:graphic>
+          </wp:inline>
+        </w:drawing>
+      </w:r>
+    </w:p>
+    <w:p>
+      <w:pPr>
+        <w:keepNext/>
+      </w:pPr>
+      <w:r>
+        <w:lastRenderedPageBreak/>
+        <w:t xml:space="preserve">Figure </w:t>
+      </w:r>
+      <w:fldSimple w:instr=" SEQ Figure \* ARABIC ">
+        <w:r>
+          <w:rPr>
+            <w:noProof/>
+          </w:rPr>
+          <w:t>6</w:t>
+        </w:r>
+      </w:fldSimple>
+      <w:r>
+        <w:t>.1:live Application Workspace Displaying Multi-visitor Registry With Sequential list Numbering</w:t>
+      </w:r>
+    </w:p>
+    <w:p>
+      <w:pPr>
+        <w:keepNext/>
+      </w:pPr>
       <w:r>
         <w:br/>
       </w:r>
@@ -1035,44 +1100,199 @@
         <w:br/>
       </w:r>
       <w:r>
+        <w:rPr>
+          <w:noProof/>
+        </w:rPr>
+        <w:drawing>
+          <wp:inline distT="0" distB="0" distL="0" distR="0" wp14:anchorId="1F7FACBD" wp14:editId="4984256F">
+            <wp:extent cx="5486400" cy="4526280"/>
+            <wp:effectExtent l="0" t="0" r="0" b="7620"/>
+            <wp:docPr id="1596965806" name="Picture 4"/>
+            <wp:cNvGraphicFramePr>
+              <a:graphicFrameLocks xmlns:a="http://schemas.openxmlformats.org/drawingml/2006/main" noChangeAspect="1"/>
+            </wp:cNvGraphicFramePr>
+            <a:graphic xmlns:a="http://schemas.openxmlformats.org/drawingml/2006/main">
+              <a:graphicData uri="http://schemas.openxmlformats.org/drawingml/2006/picture">
+                <pic:pic xmlns:pic="http://schemas.openxmlformats.org/drawingml/2006/picture">
+                  <pic:nvPicPr>
+                    <pic:cNvPr id="1596965806" name="Picture 1596965806"/>
+                    <pic:cNvPicPr/>
+                  </pic:nvPicPr>
+                  <pic:blipFill>
+                    <a:blip r:embed="rId20"/>
+                    <a:stretch>
+                      <a:fillRect/>
+                    </a:stretch>
+                  </pic:blipFill>
+                  <pic:spPr>
+                    <a:xfrm>
+                      <a:off x="0" y="0"/>
+                      <a:ext cx="5486400" cy="4526280"/>
+                    </a:xfrm>
+                    <a:prstGeom prst="rect">
+                      <a:avLst/>
+                    </a:prstGeom>
+                  </pic:spPr>
+                </pic:pic>
+              </a:graphicData>
+            </a:graphic>
+          </wp:inline>
+        </w:drawing>
+      </w:r>
+    </w:p>
+    <w:p>
+      <w:pPr>
+        <w:pStyle w:val="Caption"/>
+      </w:pPr>
+      <w:r>
+        <w:t>Figure 6.2</w:t>
+      </w:r>
+      <w:r>
+        <w:t xml:space="preserve"> </w:t>
+      </w:r>
+      <w:r>
+        <w:t>UI Form Interface Displaying Automated Text Field Sanitization and Clearance Post-Event Execution</w:t>
+      </w:r>
+    </w:p>
+    <w:p>
+      <w:r>
+        <w:t>Personal reflection</w:t>
+      </w:r>
+    </w:p>
+    <w:p>
+      <w:r>
+        <w:t>Working on event handlers and data saving this week is a big learning experience for me. At start I hit several bugs.</w:t>
+      </w:r>
+      <w:r>
+        <w:t xml:space="preserve"> The </w:t>
+      </w:r>
+      <w:r>
+        <w:t>main challenge was the backward numbering issue of visitors, I fixed it by using index+1(incrementing)</w:t>
+      </w:r>
+      <w:r>
+        <w:t xml:space="preserve">, </w:t>
+      </w:r>
+      <w:r>
+        <w:t xml:space="preserve">At last the SafeEntry registry finally works perfectly </w:t>
+      </w:r>
+    </w:p>
+    <w:p>
+      <w:r>
         <w:br/>
       </w:r>
-    </w:p>
-    <w:p>
       <w:r>
         <w:br/>
       </w:r>
+    </w:p>
+    <w:p/>
+    <w:p>
+      <w:pPr>
+        <w:pStyle w:val="Heading1"/>
+      </w:pPr>
+      <w:r>
+        <w:lastRenderedPageBreak/>
+        <w:t>Week 5: Data Management</w:t>
+      </w:r>
+    </w:p>
+    <w:p>
+      <w:pPr>
+        <w:pStyle w:val="Heading2"/>
+      </w:pPr>
+      <w:r>
+        <w:t>Same as week 1</w:t>
+      </w:r>
+    </w:p>
+    <w:p>
+      <w:pPr>
+        <w:keepNext/>
+      </w:pPr>
+      <w:r>
+        <w:rPr>
+          <w:noProof/>
+        </w:rPr>
+        <w:drawing>
+          <wp:inline distT="0" distB="0" distL="0" distR="0" wp14:anchorId="178E59A8" wp14:editId="26E4DC95">
+            <wp:extent cx="5486400" cy="5450840"/>
+            <wp:effectExtent l="0" t="0" r="0" b="0"/>
+            <wp:docPr id="403491464" name="Picture 6"/>
+            <wp:cNvGraphicFramePr>
+              <a:graphicFrameLocks xmlns:a="http://schemas.openxmlformats.org/drawingml/2006/main" noChangeAspect="1"/>
+            </wp:cNvGraphicFramePr>
+            <a:graphic xmlns:a="http://schemas.openxmlformats.org/drawingml/2006/main">
+              <a:graphicData uri="http://schemas.openxmlformats.org/drawingml/2006/picture">
+                <pic:pic xmlns:pic="http://schemas.openxmlformats.org/drawingml/2006/picture">
+                  <pic:nvPicPr>
+                    <pic:cNvPr id="403491464" name="Picture 403491464"/>
+                    <pic:cNvPicPr/>
+                  </pic:nvPicPr>
+                  <pic:blipFill>
+                    <a:blip r:embed="rId21"/>
+                    <a:stretch>
+                      <a:fillRect/>
+                    </a:stretch>
+                  </pic:blipFill>
+                  <pic:spPr>
+                    <a:xfrm>
+                      <a:off x="0" y="0"/>
+                      <a:ext cx="5486400" cy="5450840"/>
+                    </a:xfrm>
+                    <a:prstGeom prst="rect">
+                      <a:avLst/>
+                    </a:prstGeom>
+                  </pic:spPr>
+                </pic:pic>
+              </a:graphicData>
+            </a:graphic>
+          </wp:inline>
+        </w:drawing>
+      </w:r>
+    </w:p>
+    <w:p>
+      <w:pPr>
+        <w:pStyle w:val="Caption"/>
+      </w:pPr>
+      <w:r>
+        <w:t xml:space="preserve">Figure </w:t>
+      </w:r>
+      <w:fldSimple w:instr=" SEQ Figure \* ARABIC ">
+        <w:r>
+          <w:rPr>
+            <w:noProof/>
+          </w:rPr>
+          <w:t>7</w:t>
+        </w:r>
+      </w:fldSimple>
+      <w:r>
+        <w:t>The Firebase Console Live Data Grid (The Cloud Proof)</w:t>
+      </w:r>
+    </w:p>
+    <w:p>
       <w:r>
         <w:br/>
       </w:r>
-    </w:p>
-    <w:p/>
-    <w:p>
-      <w:pPr>
-        <w:pStyle w:val="Heading1"/>
-      </w:pPr>
-      <w:r>
-        <w:t>Week 5: Data Management</w:t>
-      </w:r>
-    </w:p>
-    <w:p>
-      <w:pPr>
-        <w:pStyle w:val="Heading2"/>
-      </w:pPr>
-      <w:r>
-        <w:t>Same as week 1</w:t>
-      </w:r>
-    </w:p>
-    <w:p>
       <w:r>
         <w:br/>
       </w:r>
       <w:r>
+        <w:rPr>
+          <w:rStyle w:val="Strong"/>
+          <w:rFonts w:ascii="Arial" w:hAnsi="Arial" w:cs="Arial"/>
+        </w:rPr>
+        <w:t>Personal Reflection:</w:t>
+      </w:r>
+      <w:r>
+        <w:rPr>
+          <w:rFonts w:ascii="Arial" w:hAnsi="Arial" w:cs="Arial"/>
+        </w:rPr>
         <w:br/>
       </w:r>
-    </w:p>
-    <w:p>
-      <w:r>
+      <w:r>
+        <w:t xml:space="preserve">Connecting my app to Google Firebase this week was a great learning experience. The trickiest part was fixing a windows permission issue that kept freezing my Google Chrome browser when I added the new cloud packages. I solved this by turning on Developer Mode in my system settings to clear the compiler link. Once I added my unique connection keys and set up the cloud database, watching my test visitor logs instantly pop up on the online Firebase grid in real-time was amazing. This week taught me how cloud data streams work, </w:t>
+      </w:r>
+    </w:p>
+    <w:p>
+      <w:r>
+        <w:lastRenderedPageBreak/>
         <w:br/>
       </w:r>
       <w:r>
@@ -1105,11 +1325,73 @@
       </w:r>
     </w:p>
     <w:p>
+      <w:pPr>
+        <w:keepNext/>
+      </w:pPr>
       <w:r>
         <w:br/>
       </w:r>
       <w:r>
         <w:br/>
+      </w:r>
+      <w:r>
+        <w:rPr>
+          <w:noProof/>
+        </w:rPr>
+        <w:drawing>
+          <wp:inline distT="0" distB="0" distL="0" distR="0" wp14:anchorId="373E67BC" wp14:editId="525B671E">
+            <wp:extent cx="5486400" cy="2084070"/>
+            <wp:effectExtent l="0" t="0" r="0" b="0"/>
+            <wp:docPr id="616493320" name="Picture 1"/>
+            <wp:cNvGraphicFramePr>
+              <a:graphicFrameLocks xmlns:a="http://schemas.openxmlformats.org/drawingml/2006/main" noChangeAspect="1"/>
+            </wp:cNvGraphicFramePr>
+            <a:graphic xmlns:a="http://schemas.openxmlformats.org/drawingml/2006/main">
+              <a:graphicData uri="http://schemas.openxmlformats.org/drawingml/2006/picture">
+                <pic:pic xmlns:pic="http://schemas.openxmlformats.org/drawingml/2006/picture">
+                  <pic:nvPicPr>
+                    <pic:cNvPr id="616493320" name="Picture 616493320"/>
+                    <pic:cNvPicPr/>
+                  </pic:nvPicPr>
+                  <pic:blipFill>
+                    <a:blip r:embed="rId22"/>
+                    <a:stretch>
+                      <a:fillRect/>
+                    </a:stretch>
+                  </pic:blipFill>
+                  <pic:spPr>
+                    <a:xfrm>
+                      <a:off x="0" y="0"/>
+                      <a:ext cx="5486400" cy="2084070"/>
+                    </a:xfrm>
+                    <a:prstGeom prst="rect">
+                      <a:avLst/>
+                    </a:prstGeom>
+                  </pic:spPr>
+                </pic:pic>
+              </a:graphicData>
+            </a:graphic>
+          </wp:inline>
+        </w:drawing>
+      </w:r>
+    </w:p>
+    <w:p>
+      <w:pPr>
+        <w:pStyle w:val="Caption"/>
+      </w:pPr>
+      <w:r>
+        <w:t xml:space="preserve">Figure </w:t>
+      </w:r>
+      <w:fldSimple w:instr=" SEQ Figure \* ARABIC ">
+        <w:r>
+          <w:rPr>
+            <w:noProof/>
+          </w:rPr>
+          <w:t>8</w:t>
+        </w:r>
+      </w:fldSimple>
+      <w:r>
+        <w:t xml:space="preserve"> networking code</w:t>
       </w:r>
     </w:p>
     <w:p/>
@@ -2047,6 +2329,155 @@
     </w:lvl>
   </w:abstractNum>
   <w:abstractNum w:abstractNumId="9" w15:restartNumberingAfterBreak="0">
+    <w:nsid w:val="155E661D"/>
+    <w:multiLevelType w:val="multilevel"/>
+    <w:tmpl w:val="8A623396"/>
+    <w:lvl w:ilvl="0">
+      <w:start w:val="1"/>
+      <w:numFmt w:val="bullet"/>
+      <w:lvlText w:val=""/>
+      <w:lvlJc w:val="left"/>
+      <w:pPr>
+        <w:tabs>
+          <w:tab w:val="num" w:pos="720"/>
+        </w:tabs>
+        <w:ind w:left="720" w:hanging="360"/>
+      </w:pPr>
+      <w:rPr>
+        <w:rFonts w:ascii="Symbol" w:hAnsi="Symbol" w:hint="default"/>
+        <w:sz w:val="20"/>
+      </w:rPr>
+    </w:lvl>
+    <w:lvl w:ilvl="1" w:tentative="1">
+      <w:start w:val="1"/>
+      <w:numFmt w:val="bullet"/>
+      <w:lvlText w:val="o"/>
+      <w:lvlJc w:val="left"/>
+      <w:pPr>
+        <w:tabs>
+          <w:tab w:val="num" w:pos="1440"/>
+        </w:tabs>
+        <w:ind w:left="1440" w:hanging="360"/>
+      </w:pPr>
+      <w:rPr>
+        <w:rFonts w:ascii="Courier New" w:hAnsi="Courier New" w:hint="default"/>
+        <w:sz w:val="20"/>
+      </w:rPr>
+    </w:lvl>
+    <w:lvl w:ilvl="2" w:tentative="1">
+      <w:start w:val="1"/>
+      <w:numFmt w:val="bullet"/>
+      <w:lvlText w:val=""/>
+      <w:lvlJc w:val="left"/>
+      <w:pPr>
+        <w:tabs>
+          <w:tab w:val="num" w:pos="2160"/>
+        </w:tabs>
+        <w:ind w:left="2160" w:hanging="360"/>
+      </w:pPr>
+      <w:rPr>
+        <w:rFonts w:ascii="Wingdings" w:hAnsi="Wingdings" w:hint="default"/>
+        <w:sz w:val="20"/>
+      </w:rPr>
+    </w:lvl>
+    <w:lvl w:ilvl="3" w:tentative="1">
+      <w:start w:val="1"/>
+      <w:numFmt w:val="bullet"/>
+      <w:lvlText w:val=""/>
+      <w:lvlJc w:val="left"/>
+      <w:pPr>
+        <w:tabs>
+          <w:tab w:val="num" w:pos="2880"/>
+        </w:tabs>
+        <w:ind w:left="2880" w:hanging="360"/>
+      </w:pPr>
+      <w:rPr>
+        <w:rFonts w:ascii="Wingdings" w:hAnsi="Wingdings" w:hint="default"/>
+        <w:sz w:val="20"/>
+      </w:rPr>
+    </w:lvl>
+    <w:lvl w:ilvl="4" w:tentative="1">
+      <w:start w:val="1"/>
+      <w:numFmt w:val="bullet"/>
+      <w:lvlText w:val=""/>
+      <w:lvlJc w:val="left"/>
+      <w:pPr>
+        <w:tabs>
+          <w:tab w:val="num" w:pos="3600"/>
+        </w:tabs>
+        <w:ind w:left="3600" w:hanging="360"/>
+      </w:pPr>
+      <w:rPr>
+        <w:rFonts w:ascii="Wingdings" w:hAnsi="Wingdings" w:hint="default"/>
+        <w:sz w:val="20"/>
+      </w:rPr>
+    </w:lvl>
+    <w:lvl w:ilvl="5" w:tentative="1">
+      <w:start w:val="1"/>
+      <w:numFmt w:val="bullet"/>
+      <w:lvlText w:val=""/>
+      <w:lvlJc w:val="left"/>
+      <w:pPr>
+        <w:tabs>
+          <w:tab w:val="num" w:pos="4320"/>
+        </w:tabs>
+        <w:ind w:left="4320" w:hanging="360"/>
+      </w:pPr>
+      <w:rPr>
+        <w:rFonts w:ascii="Wingdings" w:hAnsi="Wingdings" w:hint="default"/>
+        <w:sz w:val="20"/>
+      </w:rPr>
+    </w:lvl>
+    <w:lvl w:ilvl="6" w:tentative="1">
+      <w:start w:val="1"/>
+      <w:numFmt w:val="bullet"/>
+      <w:lvlText w:val=""/>
+      <w:lvlJc w:val="left"/>
+      <w:pPr>
+        <w:tabs>
+          <w:tab w:val="num" w:pos="5040"/>
+        </w:tabs>
+        <w:ind w:left="5040" w:hanging="360"/>
+      </w:pPr>
+      <w:rPr>
+        <w:rFonts w:ascii="Wingdings" w:hAnsi="Wingdings" w:hint="default"/>
+        <w:sz w:val="20"/>
+      </w:rPr>
+    </w:lvl>
+    <w:lvl w:ilvl="7" w:tentative="1">
+      <w:start w:val="1"/>
+      <w:numFmt w:val="bullet"/>
+      <w:lvlText w:val=""/>
+      <w:lvlJc w:val="left"/>
+      <w:pPr>
+        <w:tabs>
+          <w:tab w:val="num" w:pos="5760"/>
+        </w:tabs>
+        <w:ind w:left="5760" w:hanging="360"/>
+      </w:pPr>
+      <w:rPr>
+        <w:rFonts w:ascii="Wingdings" w:hAnsi="Wingdings" w:hint="default"/>
+        <w:sz w:val="20"/>
+      </w:rPr>
+    </w:lvl>
+    <w:lvl w:ilvl="8" w:tentative="1">
+      <w:start w:val="1"/>
+      <w:numFmt w:val="bullet"/>
+      <w:lvlText w:val=""/>
+      <w:lvlJc w:val="left"/>
+      <w:pPr>
+        <w:tabs>
+          <w:tab w:val="num" w:pos="6480"/>
+        </w:tabs>
+        <w:ind w:left="6480" w:hanging="360"/>
+      </w:pPr>
+      <w:rPr>
+        <w:rFonts w:ascii="Wingdings" w:hAnsi="Wingdings" w:hint="default"/>
+        <w:sz w:val="20"/>
+      </w:rPr>
+    </w:lvl>
+  </w:abstractNum>
+  <w:abstractNum w:abstractNumId="10" w15:restartNumberingAfterBreak="0">
     <w:nsid w:val="53E422A2"/>
     <w:multiLevelType w:val="singleLevel"/>
     <w:tmpl w:val="C310EC42"/>
@@ -2088,13 +2519,16 @@
     <w:abstractNumId w:val="0"/>
   </w:num>
   <w:num w:numId="9" w16cid:durableId="972489258">
-    <w:abstractNumId w:val="9"/>
+    <w:abstractNumId w:val="10"/>
   </w:num>
   <w:num w:numId="10" w16cid:durableId="2136216455">
     <w:abstractNumId w:val="8"/>
   </w:num>
   <w:num w:numId="11" w16cid:durableId="1230337598">
     <w:abstractNumId w:val="8"/>
+  </w:num>
+  <w:num w:numId="12" w16cid:durableId="1583835146">
+    <w:abstractNumId w:val="9"/>
   </w:num>
 </w:numbering>
 </file>
@@ -13356,6 +13790,19 @@
       <w:szCs w:val="20"/>
     </w:rPr>
   </w:style>
+  <w:style w:type="paragraph" w:customStyle="1" w:styleId="z1qcye">
+    <w:name w:val="z1qcye"/>
+    <w:basedOn w:val="Normal"/>
+    <w:rsid w:val="00D25983"/>
+    <w:pPr>
+      <w:spacing w:before="100" w:beforeAutospacing="1" w:after="100" w:afterAutospacing="1" w:line="240" w:lineRule="auto"/>
+    </w:pPr>
+    <w:rPr>
+      <w:rFonts w:ascii="Times New Roman" w:eastAsia="Times New Roman" w:hAnsi="Times New Roman" w:cs="Times New Roman"/>
+      <w:sz w:val="24"/>
+      <w:szCs w:val="24"/>
+    </w:rPr>
+  </w:style>
 </w:styles>
 </file>
 
